--- a/交互产品开发/Output/教案/教案_第6周_容器工程化基础映射.docx
+++ b/交互产品开发/Output/教案/教案_第6周_容器工程化基础映射.docx
@@ -322,7 +322,7 @@
                 <w:kern w:val="0"/>
                 <w:sz w:val="24"/>
               </w:rPr>
-              <w:t xml:space="preserve">2023级数字媒体艺术影视班：第 6 周，周三2-5节</w:t>
+              <w:t xml:space="preserve">2023级数字媒体艺术影视班：第 14 周，周四2-5节</w:t>
             </w:r>
           </w:p>
         </w:tc>
@@ -854,7 +854,7 @@
                 <w:kern w:val="0"/>
                 <w:sz w:val="24"/>
               </w:rPr>
-              <w:t xml:space="preserve">必读书目：</w:t>
+              <w:t xml:space="preserve">课前指定阅读教材与章节：</w:t>
             </w:r>
           </w:p>
           <w:p>
@@ -878,7 +878,7 @@
                 <w:kern w:val="0"/>
                 <w:sz w:val="24"/>
               </w:rPr>
-              <w:t xml:space="preserve">Yvonne Rogers, Helen Sharp, Jennifer Preece 著；刘晓晖 等译：交互设计：超越人机交互（原书第5版）[M]. 机械工业出版社, 2020.</w:t>
+              <w:t xml:space="preserve">《数字媒体交互设计（慕课版）》第二章 Web端'家居'网页交互UI设计</w:t>
             </w:r>
           </w:p>
         </w:tc>

--- a/交互产品开发/Output/教案/教案_第6周_容器工程化基础映射.docx
+++ b/交互产品开发/Output/教案/教案_第6周_容器工程化基础映射.docx
@@ -36,8 +36,8 @@
       </w:tblPr>
       <w:tblGrid>
         <w:gridCol w:w="1246"/>
-        <w:gridCol w:w="3894"/>
-        <w:gridCol w:w="3810"/>
+        <w:gridCol w:w="1740"/>
+        <w:gridCol w:w="5964"/>
       </w:tblGrid>
       <w:tr>
         <w:trPr>
@@ -66,15 +66,15 @@
               <w:jc w:val="center"/>
               <w:rPr>
                 <w:rFonts w:ascii="FangSong_GB2312" w:eastAsia="FangSong_GB2312" w:hAnsi="FangSong_GB2312" w:cs="FangSong_GB2312"/>
-                <w:color w:val="333333"/>
-                <w:kern w:val="0"/>
-                <w:sz w:val="24"/>
-              </w:rPr>
-            </w:pPr>
-            <w:r>
-              <w:rPr>
-                <w:rFonts w:ascii="FangSong_GB2312" w:eastAsia="FangSong_GB2312" w:hAnsi="FangSong_GB2312" w:cs="FangSong_GB2312" w:hint="eastAsia"/>
-                <w:color w:val="FF0000"/>
+                <w:color w:val="000000"/>
+                <w:kern w:val="0"/>
+                <w:sz w:val="24"/>
+              </w:rPr>
+            </w:pPr>
+            <w:r>
+              <w:rPr>
+                <w:rFonts w:ascii="FangSong_GB2312" w:eastAsia="FangSong_GB2312" w:hAnsi="FangSong_GB2312" w:cs="FangSong_GB2312" w:hint="eastAsia"/>
+                <w:color w:val="000000"/>
                 <w:kern w:val="0"/>
                 <w:sz w:val="24"/>
               </w:rPr>
@@ -106,19 +106,19 @@
               <w:jc w:val="center"/>
               <w:rPr>
                 <w:rFonts w:ascii="FangSong_GB2312" w:eastAsia="FangSong_GB2312" w:hAnsi="FangSong_GB2312" w:cs="FangSong_GB2312"/>
-                <w:color w:val="333333"/>
-                <w:kern w:val="0"/>
-                <w:sz w:val="24"/>
-              </w:rPr>
-            </w:pPr>
-            <w:r>
-              <w:rPr>
-                <w:rFonts w:ascii="FangSong_GB2312" w:eastAsia="FangSong_GB2312" w:hAnsi="FangSong_GB2312" w:cs="FangSong_GB2312" w:hint="eastAsia"/>
-                <w:color w:val="FF0000"/>
-                <w:kern w:val="0"/>
-                <w:sz w:val="24"/>
-              </w:rPr>
-              <w:t xml:space="preserve">项目六  容器工程化基础映射</w:t>
+                <w:color w:val="000000"/>
+                <w:kern w:val="0"/>
+                <w:sz w:val="24"/>
+              </w:rPr>
+            </w:pPr>
+            <w:r>
+              <w:rPr>
+                <w:rFonts w:ascii="FangSong_GB2312" w:eastAsia="FangSong_GB2312" w:hAnsi="FangSong_GB2312" w:cs="FangSong_GB2312" w:hint="eastAsia"/>
+                <w:color w:val="000000"/>
+                <w:kern w:val="0"/>
+                <w:sz w:val="24"/>
+              </w:rPr>
+              <w:t xml:space="preserve">第6章  容器工程化基础映射</w:t>
             </w:r>
           </w:p>
         </w:tc>
@@ -150,15 +150,15 @@
               <w:jc w:val="center"/>
               <w:rPr>
                 <w:rFonts w:ascii="FangSong_GB2312" w:eastAsia="FangSong_GB2312" w:hAnsi="FangSong_GB2312" w:cs="FangSong_GB2312"/>
-                <w:color w:val="333333"/>
-                <w:kern w:val="0"/>
-                <w:sz w:val="24"/>
-              </w:rPr>
-            </w:pPr>
-            <w:r>
-              <w:rPr>
-                <w:rFonts w:ascii="FangSong_GB2312" w:eastAsia="FangSong_GB2312" w:hAnsi="FangSong_GB2312" w:cs="FangSong_GB2312" w:hint="eastAsia"/>
-                <w:color w:val="FF0000"/>
+                <w:color w:val="000000"/>
+                <w:kern w:val="0"/>
+                <w:sz w:val="24"/>
+              </w:rPr>
+            </w:pPr>
+            <w:r>
+              <w:rPr>
+                <w:rFonts w:ascii="FangSong_GB2312" w:eastAsia="FangSong_GB2312" w:hAnsi="FangSong_GB2312" w:cs="FangSong_GB2312" w:hint="eastAsia"/>
+                <w:color w:val="000000"/>
                 <w:kern w:val="0"/>
                 <w:sz w:val="24"/>
               </w:rPr>
@@ -190,15 +190,15 @@
               <w:jc w:val="center"/>
               <w:rPr>
                 <w:rFonts w:ascii="FangSong_GB2312" w:eastAsia="FangSong_GB2312" w:hAnsi="FangSong_GB2312" w:cs="FangSong_GB2312"/>
-                <w:color w:val="333333"/>
-                <w:kern w:val="0"/>
-                <w:sz w:val="24"/>
-              </w:rPr>
-            </w:pPr>
-            <w:r>
-              <w:rPr>
-                <w:rFonts w:ascii="FangSong_GB2312" w:eastAsia="FangSong_GB2312" w:hAnsi="FangSong_GB2312" w:cs="FangSong_GB2312" w:hint="eastAsia"/>
-                <w:color w:val="FF0000"/>
+                <w:color w:val="000000"/>
+                <w:kern w:val="0"/>
+                <w:sz w:val="24"/>
+              </w:rPr>
+            </w:pPr>
+            <w:r>
+              <w:rPr>
+                <w:rFonts w:ascii="FangSong_GB2312" w:eastAsia="FangSong_GB2312" w:hAnsi="FangSong_GB2312" w:cs="FangSong_GB2312" w:hint="eastAsia"/>
+                <w:color w:val="000000"/>
                 <w:kern w:val="0"/>
                 <w:sz w:val="24"/>
               </w:rPr>
@@ -213,15 +213,15 @@
               <w:jc w:val="center"/>
               <w:rPr>
                 <w:rFonts w:ascii="FangSong_GB2312" w:eastAsia="FangSong_GB2312" w:hAnsi="FangSong_GB2312" w:cs="FangSong_GB2312"/>
-                <w:color w:val="333333"/>
-                <w:kern w:val="0"/>
-                <w:sz w:val="24"/>
-              </w:rPr>
-            </w:pPr>
-            <w:r>
-              <w:rPr>
-                <w:rFonts w:ascii="FangSong_GB2312" w:eastAsia="FangSong_GB2312" w:hAnsi="FangSong_GB2312" w:cs="FangSong_GB2312" w:hint="eastAsia"/>
-                <w:color w:val="FF0000"/>
+                <w:color w:val="000000"/>
+                <w:kern w:val="0"/>
+                <w:sz w:val="24"/>
+              </w:rPr>
+            </w:pPr>
+            <w:r>
+              <w:rPr>
+                <w:rFonts w:ascii="FangSong_GB2312" w:eastAsia="FangSong_GB2312" w:hAnsi="FangSong_GB2312" w:cs="FangSong_GB2312" w:hint="eastAsia"/>
+                <w:color w:val="000000"/>
                 <w:kern w:val="0"/>
                 <w:sz w:val="24"/>
               </w:rPr>
@@ -965,7 +965,7 @@
                 <w:kern w:val="0"/>
                 <w:sz w:val="24"/>
               </w:rPr>
-              <w:t xml:space="preserve">理论讲授、设计系统工程化演示、Figma 容器搭建测验</w:t>
+              <w:t xml:space="preserve">项目导引、设计系统工程化演示、Figma 容器搭建测验</w:t>
             </w:r>
           </w:p>
         </w:tc>
@@ -1020,7 +1020,7 @@
         </w:tc>
         <w:tc>
           <w:tcPr>
-            <w:tcW w:w="3894" w:type="dxa"/>
+            <w:tcW w:w="1740" w:type="dxa"/>
             <w:tcBorders>
               <w:top w:val="single" w:sz="4" w:space="0" w:color="auto"/>
               <w:left w:val="single" w:sz="4" w:space="0" w:color="auto"/>
@@ -1055,7 +1055,7 @@
         </w:tc>
         <w:tc>
           <w:tcPr>
-            <w:tcW w:w="3810" w:type="dxa"/>
+            <w:tcW w:w="5964" w:type="dxa"/>
             <w:tcBorders>
               <w:top w:val="single" w:sz="4" w:space="0" w:color="auto"/>
               <w:left w:val="single" w:sz="4" w:space="0" w:color="auto"/>
@@ -1115,7 +1115,7 @@
         </w:tc>
         <w:tc>
           <w:tcPr>
-            <w:tcW w:w="3894" w:type="dxa"/>
+            <w:tcW w:w="1740" w:type="dxa"/>
             <w:tcBorders>
               <w:top w:val="single" w:sz="4" w:space="0" w:color="auto"/>
               <w:left w:val="single" w:sz="4" w:space="0" w:color="auto"/>
@@ -1150,7 +1150,7 @@
         </w:tc>
         <w:tc>
           <w:tcPr>
-            <w:tcW w:w="3810" w:type="dxa"/>
+            <w:tcW w:w="5964" w:type="dxa"/>
             <w:tcBorders>
               <w:top w:val="single" w:sz="4" w:space="0" w:color="auto"/>
               <w:left w:val="single" w:sz="4" w:space="0" w:color="auto"/>
@@ -1180,47 +1180,87 @@
                 <w:kern w:val="0"/>
                 <w:sz w:val="24"/>
               </w:rPr>
-              <w:t xml:space="preserve">【教学组织】回顾 W05 状态流转架构，引出视觉落地需要工程化容器思维</w:t>
-            </w:r>
-          </w:p>
-          <w:p>
-            <w:pPr>
-              <w:widowControl/>
-              <w:spacing w:line="400" w:lineRule="exact"/>
-              <w:jc w:val="left"/>
-              <w:rPr>
-                <w:rFonts w:ascii="FangSong_GB2312" w:eastAsia="FangSong_GB2312" w:hAnsi="FangSong_GB2312" w:cs="FangSong_GB2312"/>
-                <w:kern w:val="0"/>
-                <w:sz w:val="24"/>
-              </w:rPr>
-            </w:pPr>
-            <w:r>
-              <w:rPr>
-                <w:rFonts w:ascii="FangSong_GB2312" w:eastAsia="FangSong_GB2312" w:hAnsi="FangSong_GB2312" w:cs="FangSong_GB2312" w:hint="eastAsia"/>
-                <w:kern w:val="0"/>
-                <w:sz w:val="24"/>
-              </w:rPr>
-              <w:t xml:space="preserve">【教学方法】理论讲授、设计系统工程化演示、Figma 容器搭建测验</w:t>
-            </w:r>
-          </w:p>
-          <w:p>
-            <w:pPr>
-              <w:widowControl/>
-              <w:spacing w:line="400" w:lineRule="exact"/>
-              <w:jc w:val="left"/>
-              <w:rPr>
-                <w:rFonts w:ascii="FangSong_GB2312" w:eastAsia="FangSong_GB2312" w:hAnsi="FangSong_GB2312" w:cs="FangSong_GB2312"/>
-                <w:kern w:val="0"/>
-                <w:sz w:val="24"/>
-              </w:rPr>
-            </w:pPr>
-            <w:r>
-              <w:rPr>
-                <w:rFonts w:ascii="FangSong_GB2312" w:eastAsia="FangSong_GB2312" w:hAnsi="FangSong_GB2312" w:cs="FangSong_GB2312" w:hint="eastAsia"/>
-                <w:kern w:val="0"/>
-                <w:sz w:val="24"/>
-              </w:rPr>
-              <w:t xml:space="preserve">【时间安排】约10分钟（0.2理论学时）</w:t>
+              <w:t xml:space="preserve">【教学组织】上次课知识回顾:</w:t>
+            </w:r>
+          </w:p>
+          <w:p>
+            <w:pPr>
+              <w:widowControl/>
+              <w:spacing w:line="400" w:lineRule="exact"/>
+              <w:jc w:val="left"/>
+              <w:rPr>
+                <w:rFonts w:ascii="FangSong_GB2312" w:eastAsia="FangSong_GB2312" w:hAnsi="FangSong_GB2312" w:cs="FangSong_GB2312"/>
+                <w:kern w:val="0"/>
+                <w:sz w:val="24"/>
+              </w:rPr>
+            </w:pPr>
+            <w:r>
+              <w:rPr>
+                <w:rFonts w:ascii="FangSong_GB2312" w:eastAsia="FangSong_GB2312" w:hAnsi="FangSong_GB2312" w:cs="FangSong_GB2312" w:hint="eastAsia"/>
+                <w:kern w:val="0"/>
+                <w:sz w:val="24"/>
+              </w:rPr>
+              <w:t xml:space="preserve">1. 回顾 W05 状态流转架构，引出视觉落地需要工程化容器思维</w:t>
+            </w:r>
+          </w:p>
+          <w:p>
+            <w:pPr>
+              <w:widowControl/>
+              <w:spacing w:line="400" w:lineRule="exact"/>
+              <w:jc w:val="left"/>
+              <w:rPr>
+                <w:rFonts w:ascii="FangSong_GB2312" w:eastAsia="FangSong_GB2312" w:hAnsi="FangSong_GB2312" w:cs="FangSong_GB2312"/>
+                <w:kern w:val="0"/>
+                <w:sz w:val="24"/>
+              </w:rPr>
+            </w:pPr>
+            <w:r>
+              <w:rPr>
+                <w:rFonts w:ascii="FangSong_GB2312" w:eastAsia="FangSong_GB2312" w:hAnsi="FangSong_GB2312" w:cs="FangSong_GB2312" w:hint="eastAsia"/>
+                <w:kern w:val="0"/>
+                <w:sz w:val="24"/>
+              </w:rPr>
+              <w:t xml:space="preserve">2. 检查学生对前置知识的掌握情况，建立新旧知识的逻辑桥梁。</w:t>
+            </w:r>
+          </w:p>
+          <w:p>
+            <w:pPr>
+              <w:widowControl/>
+              <w:spacing w:line="400" w:lineRule="exact"/>
+              <w:jc w:val="left"/>
+              <w:rPr>
+                <w:rFonts w:ascii="FangSong_GB2312" w:eastAsia="FangSong_GB2312" w:hAnsi="FangSong_GB2312" w:cs="FangSong_GB2312"/>
+                <w:kern w:val="0"/>
+                <w:sz w:val="24"/>
+              </w:rPr>
+            </w:pPr>
+            <w:r>
+              <w:rPr>
+                <w:rFonts w:ascii="FangSong_GB2312" w:eastAsia="FangSong_GB2312" w:hAnsi="FangSong_GB2312" w:cs="FangSong_GB2312" w:hint="eastAsia"/>
+                <w:kern w:val="0"/>
+                <w:sz w:val="24"/>
+              </w:rPr>
+              <w:t xml:space="preserve">【教学方法】项目导引、设计系统工程化演示、Figma 容器搭建测验</w:t>
+            </w:r>
+          </w:p>
+          <w:p>
+            <w:pPr>
+              <w:widowControl/>
+              <w:spacing w:line="400" w:lineRule="exact"/>
+              <w:jc w:val="left"/>
+              <w:rPr>
+                <w:rFonts w:ascii="FangSong_GB2312" w:eastAsia="FangSong_GB2312" w:hAnsi="FangSong_GB2312" w:cs="FangSong_GB2312"/>
+                <w:kern w:val="0"/>
+                <w:sz w:val="24"/>
+              </w:rPr>
+            </w:pPr>
+            <w:r>
+              <w:rPr>
+                <w:rFonts w:ascii="FangSong_GB2312" w:eastAsia="FangSong_GB2312" w:hAnsi="FangSong_GB2312" w:cs="FangSong_GB2312" w:hint="eastAsia"/>
+                <w:kern w:val="0"/>
+                <w:sz w:val="24"/>
+              </w:rPr>
+              <w:t xml:space="preserve">【时间安排】约10分钟（0.2实践学时）</w:t>
             </w:r>
           </w:p>
           <w:p>
@@ -1271,7 +1311,7 @@
         </w:tc>
         <w:tc>
           <w:tcPr>
-            <w:tcW w:w="3894" w:type="dxa"/>
+            <w:tcW w:w="1740" w:type="dxa"/>
             <w:tcBorders>
               <w:top w:val="single" w:sz="4" w:space="0" w:color="auto"/>
               <w:left w:val="single" w:sz="4" w:space="0" w:color="auto"/>
@@ -1307,7 +1347,7 @@
         </w:tc>
         <w:tc>
           <w:tcPr>
-            <w:tcW w:w="3810" w:type="dxa"/>
+            <w:tcW w:w="5964" w:type="dxa"/>
             <w:tcBorders>
               <w:top w:val="single" w:sz="4" w:space="0" w:color="auto"/>
               <w:left w:val="single" w:sz="4" w:space="0" w:color="auto"/>
@@ -1337,47 +1377,107 @@
                 <w:kern w:val="0"/>
                 <w:sz w:val="24"/>
               </w:rPr>
-              <w:t xml:space="preserve">【教学组织】对比'自由画板式设计稿'在不同屏幕尺寸上崩塌的效果，引出容器工程化思维</w:t>
-            </w:r>
-          </w:p>
-          <w:p>
-            <w:pPr>
-              <w:widowControl/>
-              <w:spacing w:line="400" w:lineRule="exact"/>
-              <w:jc w:val="left"/>
-              <w:rPr>
-                <w:rFonts w:ascii="FangSong_GB2312" w:eastAsia="FangSong_GB2312" w:hAnsi="FangSong_GB2312" w:cs="FangSong_GB2312"/>
-                <w:kern w:val="0"/>
-                <w:sz w:val="24"/>
-              </w:rPr>
-            </w:pPr>
-            <w:r>
-              <w:rPr>
-                <w:rFonts w:ascii="FangSong_GB2312" w:eastAsia="FangSong_GB2312" w:hAnsi="FangSong_GB2312" w:cs="FangSong_GB2312" w:hint="eastAsia"/>
-                <w:kern w:val="0"/>
-                <w:sz w:val="24"/>
-              </w:rPr>
-              <w:t xml:space="preserve">【教学方法】理论讲授、设计系统工程化演示、Figma 容器搭建测验</w:t>
-            </w:r>
-          </w:p>
-          <w:p>
-            <w:pPr>
-              <w:widowControl/>
-              <w:spacing w:line="400" w:lineRule="exact"/>
-              <w:jc w:val="left"/>
-              <w:rPr>
-                <w:rFonts w:ascii="FangSong_GB2312" w:eastAsia="FangSong_GB2312" w:hAnsi="FangSong_GB2312" w:cs="FangSong_GB2312"/>
-                <w:kern w:val="0"/>
-                <w:sz w:val="24"/>
-              </w:rPr>
-            </w:pPr>
-            <w:r>
-              <w:rPr>
-                <w:rFonts w:ascii="FangSong_GB2312" w:eastAsia="FangSong_GB2312" w:hAnsi="FangSong_GB2312" w:cs="FangSong_GB2312" w:hint="eastAsia"/>
-                <w:kern w:val="0"/>
-                <w:sz w:val="24"/>
-              </w:rPr>
-              <w:t xml:space="preserve">【时间安排】约10分钟（0.2理论学时）</w:t>
+              <w:t xml:space="preserve">【教学组织】课程情境导入:</w:t>
+            </w:r>
+          </w:p>
+          <w:p>
+            <w:pPr>
+              <w:widowControl/>
+              <w:spacing w:line="400" w:lineRule="exact"/>
+              <w:jc w:val="left"/>
+              <w:rPr>
+                <w:rFonts w:ascii="FangSong_GB2312" w:eastAsia="FangSong_GB2312" w:hAnsi="FangSong_GB2312" w:cs="FangSong_GB2312"/>
+                <w:kern w:val="0"/>
+                <w:sz w:val="24"/>
+              </w:rPr>
+            </w:pPr>
+            <w:r>
+              <w:rPr>
+                <w:rFonts w:ascii="FangSong_GB2312" w:eastAsia="FangSong_GB2312" w:hAnsi="FangSong_GB2312" w:cs="FangSong_GB2312" w:hint="eastAsia"/>
+                <w:kern w:val="0"/>
+                <w:sz w:val="24"/>
+              </w:rPr>
+              <w:t xml:space="preserve">1. 对比'自由画板式设计稿'在不同屏幕尺寸上崩塌的效果，引出容器工程化思维</w:t>
+            </w:r>
+          </w:p>
+          <w:p>
+            <w:pPr>
+              <w:widowControl/>
+              <w:spacing w:line="400" w:lineRule="exact"/>
+              <w:jc w:val="left"/>
+              <w:rPr>
+                <w:rFonts w:ascii="FangSong_GB2312" w:eastAsia="FangSong_GB2312" w:hAnsi="FangSong_GB2312" w:cs="FangSong_GB2312"/>
+                <w:kern w:val="0"/>
+                <w:sz w:val="24"/>
+              </w:rPr>
+            </w:pPr>
+            <w:r>
+              <w:rPr>
+                <w:rFonts w:ascii="FangSong_GB2312" w:eastAsia="FangSong_GB2312" w:hAnsi="FangSong_GB2312" w:cs="FangSong_GB2312" w:hint="eastAsia"/>
+                <w:kern w:val="0"/>
+                <w:sz w:val="24"/>
+              </w:rPr>
+              <w:t xml:space="preserve">2. 明确本节课核心聚焦点：DOM 结构思维与 Figma AutoLayout/CSS Flex 的原子映射规律</w:t>
+            </w:r>
+          </w:p>
+          <w:p>
+            <w:pPr>
+              <w:widowControl/>
+              <w:spacing w:line="400" w:lineRule="exact"/>
+              <w:jc w:val="left"/>
+              <w:rPr>
+                <w:rFonts w:ascii="FangSong_GB2312" w:eastAsia="FangSong_GB2312" w:hAnsi="FangSong_GB2312" w:cs="FangSong_GB2312"/>
+                <w:kern w:val="0"/>
+                <w:sz w:val="24"/>
+              </w:rPr>
+            </w:pPr>
+            <w:r>
+              <w:rPr>
+                <w:rFonts w:ascii="FangSong_GB2312" w:eastAsia="FangSong_GB2312" w:hAnsi="FangSong_GB2312" w:cs="FangSong_GB2312" w:hint="eastAsia"/>
+                <w:kern w:val="0"/>
+                <w:sz w:val="24"/>
+              </w:rPr>
+              <w:t xml:space="preserve">3. 激发学生学习动机与探索兴趣。</w:t>
+            </w:r>
+          </w:p>
+          <w:p>
+            <w:pPr>
+              <w:widowControl/>
+              <w:spacing w:line="400" w:lineRule="exact"/>
+              <w:jc w:val="left"/>
+              <w:rPr>
+                <w:rFonts w:ascii="FangSong_GB2312" w:eastAsia="FangSong_GB2312" w:hAnsi="FangSong_GB2312" w:cs="FangSong_GB2312"/>
+                <w:kern w:val="0"/>
+                <w:sz w:val="24"/>
+              </w:rPr>
+            </w:pPr>
+            <w:r>
+              <w:rPr>
+                <w:rFonts w:ascii="FangSong_GB2312" w:eastAsia="FangSong_GB2312" w:hAnsi="FangSong_GB2312" w:cs="FangSong_GB2312" w:hint="eastAsia"/>
+                <w:kern w:val="0"/>
+                <w:sz w:val="24"/>
+              </w:rPr>
+              <w:t xml:space="preserve">【教学方法】项目导引、设计系统工程化演示、Figma 容器搭建测验</w:t>
+            </w:r>
+          </w:p>
+          <w:p>
+            <w:pPr>
+              <w:widowControl/>
+              <w:spacing w:line="400" w:lineRule="exact"/>
+              <w:jc w:val="left"/>
+              <w:rPr>
+                <w:rFonts w:ascii="FangSong_GB2312" w:eastAsia="FangSong_GB2312" w:hAnsi="FangSong_GB2312" w:cs="FangSong_GB2312"/>
+                <w:kern w:val="0"/>
+                <w:sz w:val="24"/>
+              </w:rPr>
+            </w:pPr>
+            <w:r>
+              <w:rPr>
+                <w:rFonts w:ascii="FangSong_GB2312" w:eastAsia="FangSong_GB2312" w:hAnsi="FangSong_GB2312" w:cs="FangSong_GB2312" w:hint="eastAsia"/>
+                <w:kern w:val="0"/>
+                <w:sz w:val="24"/>
+              </w:rPr>
+              <w:t xml:space="preserve">【时间安排】约10分钟（0.2实践学时）</w:t>
             </w:r>
           </w:p>
           <w:p>
@@ -1428,7 +1528,7 @@
         </w:tc>
         <w:tc>
           <w:tcPr>
-            <w:tcW w:w="3894" w:type="dxa"/>
+            <w:tcW w:w="1740" w:type="dxa"/>
             <w:tcBorders>
               <w:top w:val="single" w:sz="4" w:space="0" w:color="auto"/>
               <w:left w:val="single" w:sz="4" w:space="0" w:color="auto"/>
@@ -1457,13 +1557,21 @@
                 <w:kern w:val="0"/>
                 <w:sz w:val="24"/>
               </w:rPr>
-              <w:t>新课讲授</w:t>
-            </w:r>
-          </w:p>
-        </w:tc>
-        <w:tc>
-          <w:tcPr>
-            <w:tcW w:w="3810" w:type="dxa"/>
+              <w:t>新课</w:t>
+            </w:r>
+            <w:r>
+              <w:rPr>
+                <w:rFonts w:ascii="FangSong_GB2312" w:eastAsia="FangSong_GB2312" w:hAnsi="FangSong_GB2312" w:cs="FangSong_GB2312" w:hint="eastAsia"/>
+                <w:kern w:val="0"/>
+                <w:sz w:val="24"/>
+              </w:rPr>
+              <w:t>演示</w:t>
+            </w:r>
+          </w:p>
+        </w:tc>
+        <w:tc>
+          <w:tcPr>
+            <w:tcW w:w="5964" w:type="dxa"/>
             <w:tcBorders>
               <w:top w:val="single" w:sz="4" w:space="0" w:color="auto"/>
               <w:left w:val="single" w:sz="4" w:space="0" w:color="auto"/>
@@ -1493,47 +1601,127 @@
                 <w:kern w:val="0"/>
                 <w:sz w:val="24"/>
               </w:rPr>
-              <w:t xml:space="preserve">【教学组织】DOM 视觉映射、盒模型/Flex 原理、Figma AutoLayout 与 CSS 的对应关系</w:t>
-            </w:r>
-          </w:p>
-          <w:p>
-            <w:pPr>
-              <w:widowControl/>
-              <w:spacing w:line="400" w:lineRule="exact"/>
-              <w:jc w:val="left"/>
-              <w:rPr>
-                <w:rFonts w:ascii="FangSong_GB2312" w:eastAsia="FangSong_GB2312" w:hAnsi="FangSong_GB2312" w:cs="FangSong_GB2312"/>
-                <w:kern w:val="0"/>
-                <w:sz w:val="24"/>
-              </w:rPr>
-            </w:pPr>
-            <w:r>
-              <w:rPr>
-                <w:rFonts w:ascii="FangSong_GB2312" w:eastAsia="FangSong_GB2312" w:hAnsi="FangSong_GB2312" w:cs="FangSong_GB2312" w:hint="eastAsia"/>
-                <w:kern w:val="0"/>
-                <w:sz w:val="24"/>
-              </w:rPr>
-              <w:t xml:space="preserve">【教学方法】理论讲授、设计系统工程化演示、Figma 容器搭建测验</w:t>
-            </w:r>
-          </w:p>
-          <w:p>
-            <w:pPr>
-              <w:widowControl/>
-              <w:spacing w:line="400" w:lineRule="exact"/>
-              <w:jc w:val="left"/>
-              <w:rPr>
-                <w:rFonts w:ascii="FangSong_GB2312" w:eastAsia="FangSong_GB2312" w:hAnsi="FangSong_GB2312" w:cs="FangSong_GB2312"/>
-                <w:kern w:val="0"/>
-                <w:sz w:val="24"/>
-              </w:rPr>
-            </w:pPr>
-            <w:r>
-              <w:rPr>
-                <w:rFonts w:ascii="FangSong_GB2312" w:eastAsia="FangSong_GB2312" w:hAnsi="FangSong_GB2312" w:cs="FangSong_GB2312" w:hint="eastAsia"/>
-                <w:kern w:val="0"/>
-                <w:sz w:val="24"/>
-              </w:rPr>
-              <w:t xml:space="preserve">【时间安排】约70分钟（1.6理论学时）</w:t>
+              <w:t xml:space="preserve">【教学组织】核心方法与实操解析:</w:t>
+            </w:r>
+          </w:p>
+          <w:p>
+            <w:pPr>
+              <w:widowControl/>
+              <w:spacing w:line="400" w:lineRule="exact"/>
+              <w:jc w:val="left"/>
+              <w:rPr>
+                <w:rFonts w:ascii="FangSong_GB2312" w:eastAsia="FangSong_GB2312" w:hAnsi="FangSong_GB2312" w:cs="FangSong_GB2312"/>
+                <w:kern w:val="0"/>
+                <w:sz w:val="24"/>
+              </w:rPr>
+            </w:pPr>
+            <w:r>
+              <w:rPr>
+                <w:rFonts w:ascii="FangSong_GB2312" w:eastAsia="FangSong_GB2312" w:hAnsi="FangSong_GB2312" w:cs="FangSong_GB2312" w:hint="eastAsia"/>
+                <w:kern w:val="0"/>
+                <w:sz w:val="24"/>
+              </w:rPr>
+              <w:t xml:space="preserve">1. 实训主线：DOM 视觉映射、盒模型/Flex 原理实操、Figma AutoLayout 与 CSS 的对应关系</w:t>
+            </w:r>
+          </w:p>
+          <w:p>
+            <w:pPr>
+              <w:widowControl/>
+              <w:spacing w:line="400" w:lineRule="exact"/>
+              <w:jc w:val="left"/>
+              <w:rPr>
+                <w:rFonts w:ascii="FangSong_GB2312" w:eastAsia="FangSong_GB2312" w:hAnsi="FangSong_GB2312" w:cs="FangSong_GB2312"/>
+                <w:kern w:val="0"/>
+                <w:sz w:val="24"/>
+              </w:rPr>
+            </w:pPr>
+            <w:r>
+              <w:rPr>
+                <w:rFonts w:ascii="FangSong_GB2312" w:eastAsia="FangSong_GB2312" w:hAnsi="FangSong_GB2312" w:cs="FangSong_GB2312" w:hint="eastAsia"/>
+                <w:kern w:val="0"/>
+                <w:sz w:val="24"/>
+              </w:rPr>
+              <w:t xml:space="preserve">2. 实践要点拆解：6.1 DOM视觉映射机理；Figma AutoLayout 向 CSS Flex 的底层转化基础 6.2 在 Figma 搭建严苛响应式组件框架</w:t>
+            </w:r>
+          </w:p>
+          <w:p>
+            <w:pPr>
+              <w:widowControl/>
+              <w:spacing w:line="400" w:lineRule="exact"/>
+              <w:jc w:val="left"/>
+              <w:rPr>
+                <w:rFonts w:ascii="FangSong_GB2312" w:eastAsia="FangSong_GB2312" w:hAnsi="FangSong_GB2312" w:cs="FangSong_GB2312"/>
+                <w:kern w:val="0"/>
+                <w:sz w:val="24"/>
+              </w:rPr>
+            </w:pPr>
+            <w:r>
+              <w:rPr>
+                <w:rFonts w:ascii="FangSong_GB2312" w:eastAsia="FangSong_GB2312" w:hAnsi="FangSong_GB2312" w:cs="FangSong_GB2312" w:hint="eastAsia"/>
+                <w:kern w:val="0"/>
+                <w:sz w:val="24"/>
+              </w:rPr>
+              <w:t xml:space="preserve">3. 重难点突破：针对“摆脱自由画板的绘图习惯，建立严苛的盒模型容器嵌套工程化意识”，采用案例剖析策略。</w:t>
+            </w:r>
+          </w:p>
+          <w:p>
+            <w:pPr>
+              <w:widowControl/>
+              <w:spacing w:line="400" w:lineRule="exact"/>
+              <w:jc w:val="left"/>
+              <w:rPr>
+                <w:rFonts w:ascii="FangSong_GB2312" w:eastAsia="FangSong_GB2312" w:hAnsi="FangSong_GB2312" w:cs="FangSong_GB2312"/>
+                <w:kern w:val="0"/>
+                <w:sz w:val="24"/>
+              </w:rPr>
+            </w:pPr>
+            <w:r>
+              <w:rPr>
+                <w:rFonts w:ascii="FangSong_GB2312" w:eastAsia="FangSong_GB2312" w:hAnsi="FangSong_GB2312" w:cs="FangSong_GB2312" w:hint="eastAsia"/>
+                <w:kern w:val="0"/>
+                <w:sz w:val="24"/>
+              </w:rPr>
+              <w:t xml:space="preserve">4. 支撑目标：理解设计工具与前端开发的映射机理</w:t>
+            </w:r>
+          </w:p>
+          <w:p>
+            <w:pPr>
+              <w:widowControl/>
+              <w:spacing w:line="400" w:lineRule="exact"/>
+              <w:jc w:val="left"/>
+              <w:rPr>
+                <w:rFonts w:ascii="FangSong_GB2312" w:eastAsia="FangSong_GB2312" w:hAnsi="FangSong_GB2312" w:cs="FangSong_GB2312"/>
+                <w:kern w:val="0"/>
+                <w:sz w:val="24"/>
+              </w:rPr>
+            </w:pPr>
+            <w:r>
+              <w:rPr>
+                <w:rFonts w:ascii="FangSong_GB2312" w:eastAsia="FangSong_GB2312" w:hAnsi="FangSong_GB2312" w:cs="FangSong_GB2312" w:hint="eastAsia"/>
+                <w:kern w:val="0"/>
+                <w:sz w:val="24"/>
+              </w:rPr>
+              <w:t xml:space="preserve">【教学方法】项目导引、设计系统工程化演示、Figma 容器搭建测验</w:t>
+            </w:r>
+          </w:p>
+          <w:p>
+            <w:pPr>
+              <w:widowControl/>
+              <w:spacing w:line="400" w:lineRule="exact"/>
+              <w:jc w:val="left"/>
+              <w:rPr>
+                <w:rFonts w:ascii="FangSong_GB2312" w:eastAsia="FangSong_GB2312" w:hAnsi="FangSong_GB2312" w:cs="FangSong_GB2312"/>
+                <w:kern w:val="0"/>
+                <w:sz w:val="24"/>
+              </w:rPr>
+            </w:pPr>
+            <w:r>
+              <w:rPr>
+                <w:rFonts w:ascii="FangSong_GB2312" w:eastAsia="FangSong_GB2312" w:hAnsi="FangSong_GB2312" w:cs="FangSong_GB2312" w:hint="eastAsia"/>
+                <w:kern w:val="0"/>
+                <w:sz w:val="24"/>
+              </w:rPr>
+              <w:t xml:space="preserve">【时间安排】约70分钟（1.6实践学时）</w:t>
             </w:r>
           </w:p>
           <w:p>
@@ -1613,7 +1801,7 @@
         </w:tc>
         <w:tc>
           <w:tcPr>
-            <w:tcW w:w="3894" w:type="dxa"/>
+            <w:tcW w:w="1740" w:type="dxa"/>
             <w:tcBorders>
               <w:top w:val="single" w:sz="4" w:space="0" w:color="auto"/>
               <w:left w:val="single" w:sz="4" w:space="0" w:color="auto"/>
@@ -1634,7 +1822,7 @@
                 <w:rFonts w:ascii="FangSong_GB2312" w:eastAsia="FangSong_GB2312" w:hAnsi="FangSong_GB2312" w:cs="FangSong_GB2312"/>
                 <w:b/>
                 <w:bCs/>
-                <w:color w:val="FF0000"/>
+                <w:color w:val="000000"/>
                 <w:kern w:val="0"/>
                 <w:sz w:val="24"/>
               </w:rPr>
@@ -1644,7 +1832,7 @@
                 <w:rFonts w:ascii="FangSong_GB2312" w:eastAsia="FangSong_GB2312" w:hAnsi="FangSong_GB2312" w:cs="FangSong_GB2312" w:hint="eastAsia"/>
                 <w:b/>
                 <w:bCs/>
-                <w:color w:val="FF0000"/>
+                <w:color w:val="000000"/>
                 <w:kern w:val="0"/>
                 <w:sz w:val="24"/>
               </w:rPr>
@@ -1654,7 +1842,7 @@
         </w:tc>
         <w:tc>
           <w:tcPr>
-            <w:tcW w:w="3810" w:type="dxa"/>
+            <w:tcW w:w="5964" w:type="dxa"/>
             <w:tcBorders>
               <w:top w:val="single" w:sz="4" w:space="0" w:color="auto"/>
               <w:left w:val="single" w:sz="4" w:space="0" w:color="auto"/>
@@ -1674,53 +1862,125 @@
               <w:jc w:val="left"/>
               <w:rPr>
                 <w:rFonts w:ascii="FangSong_GB2312" w:eastAsia="FangSong_GB2312" w:hAnsi="FangSong_GB2312" w:cs="FangSong_GB2312"/>
-                <w:kern w:val="0"/>
-                <w:sz w:val="24"/>
-              </w:rPr>
-            </w:pPr>
-            <w:r>
-              <w:rPr>
-                <w:rFonts w:ascii="FangSong_GB2312" w:eastAsia="FangSong_GB2312" w:hAnsi="FangSong_GB2312" w:cs="FangSong_GB2312" w:hint="eastAsia"/>
-                <w:kern w:val="0"/>
-                <w:sz w:val="24"/>
-              </w:rPr>
-              <w:t xml:space="preserve">【教学组织】Figma 严苛响应式组件框架搭建——卡片/列表/导航三级嵌套</w:t>
-            </w:r>
-          </w:p>
-          <w:p>
-            <w:pPr>
-              <w:widowControl/>
-              <w:spacing w:line="400" w:lineRule="exact"/>
-              <w:jc w:val="left"/>
-              <w:rPr>
-                <w:rFonts w:ascii="FangSong_GB2312" w:eastAsia="FangSong_GB2312" w:hAnsi="FangSong_GB2312" w:cs="FangSong_GB2312"/>
-                <w:kern w:val="0"/>
-                <w:sz w:val="24"/>
-              </w:rPr>
-            </w:pPr>
-            <w:r>
-              <w:rPr>
-                <w:rFonts w:ascii="FangSong_GB2312" w:eastAsia="FangSong_GB2312" w:hAnsi="FangSong_GB2312" w:cs="FangSong_GB2312" w:hint="eastAsia"/>
-                <w:kern w:val="0"/>
-                <w:sz w:val="24"/>
-              </w:rPr>
-              <w:t xml:space="preserve">【教学方法】理论讲授、设计系统工程化演示、Figma 容器搭建测验</w:t>
-            </w:r>
-          </w:p>
-          <w:p>
-            <w:pPr>
-              <w:widowControl/>
-              <w:spacing w:line="400" w:lineRule="exact"/>
-              <w:jc w:val="left"/>
-              <w:rPr>
-                <w:rFonts w:ascii="FangSong_GB2312" w:eastAsia="FangSong_GB2312" w:hAnsi="FangSong_GB2312" w:cs="FangSong_GB2312"/>
-                <w:kern w:val="0"/>
-                <w:sz w:val="24"/>
-              </w:rPr>
-            </w:pPr>
-            <w:r>
-              <w:rPr>
-                <w:rFonts w:ascii="FangSong_GB2312" w:eastAsia="FangSong_GB2312" w:hAnsi="FangSong_GB2312" w:cs="FangSong_GB2312" w:hint="eastAsia"/>
+                <w:color w:val="000000"/>
+                <w:kern w:val="0"/>
+                <w:sz w:val="24"/>
+              </w:rPr>
+            </w:pPr>
+            <w:r>
+              <w:rPr>
+                <w:rFonts w:ascii="FangSong_GB2312" w:eastAsia="FangSong_GB2312" w:hAnsi="FangSong_GB2312" w:cs="FangSong_GB2312" w:hint="eastAsia"/>
+                <w:color w:val="000000"/>
+                <w:kern w:val="0"/>
+                <w:sz w:val="24"/>
+              </w:rPr>
+              <w:t xml:space="preserve">【教学组织】课堂实践与操作训练:</w:t>
+            </w:r>
+          </w:p>
+          <w:p>
+            <w:pPr>
+              <w:widowControl/>
+              <w:spacing w:line="400" w:lineRule="exact"/>
+              <w:jc w:val="left"/>
+              <w:rPr>
+                <w:rFonts w:ascii="FangSong_GB2312" w:eastAsia="FangSong_GB2312" w:hAnsi="FangSong_GB2312" w:cs="FangSong_GB2312"/>
+                <w:color w:val="000000"/>
+                <w:kern w:val="0"/>
+                <w:sz w:val="24"/>
+              </w:rPr>
+            </w:pPr>
+            <w:r>
+              <w:rPr>
+                <w:rFonts w:ascii="FangSong_GB2312" w:eastAsia="FangSong_GB2312" w:hAnsi="FangSong_GB2312" w:cs="FangSong_GB2312" w:hint="eastAsia"/>
+                <w:color w:val="000000"/>
+                <w:kern w:val="0"/>
+                <w:sz w:val="24"/>
+              </w:rPr>
+              <w:t xml:space="preserve">1. 实践任务指导：Figma 严苛响应式组件框架搭建——卡片/列表/导航三级嵌套</w:t>
+            </w:r>
+          </w:p>
+          <w:p>
+            <w:pPr>
+              <w:widowControl/>
+              <w:spacing w:line="400" w:lineRule="exact"/>
+              <w:jc w:val="left"/>
+              <w:rPr>
+                <w:rFonts w:ascii="FangSong_GB2312" w:eastAsia="FangSong_GB2312" w:hAnsi="FangSong_GB2312" w:cs="FangSong_GB2312"/>
+                <w:color w:val="000000"/>
+                <w:kern w:val="0"/>
+                <w:sz w:val="24"/>
+              </w:rPr>
+            </w:pPr>
+            <w:r>
+              <w:rPr>
+                <w:rFonts w:ascii="FangSong_GB2312" w:eastAsia="FangSong_GB2312" w:hAnsi="FangSong_GB2312" w:cs="FangSong_GB2312" w:hint="eastAsia"/>
+                <w:color w:val="000000"/>
+                <w:kern w:val="0"/>
+                <w:sz w:val="24"/>
+              </w:rPr>
+              <w:t xml:space="preserve">2. 核心任务目标：在 Figma 中使用 AutoLayout 搭建一套 3 级响应式组件框架（卡片/列表/导航），输出组件标注截图。</w:t>
+            </w:r>
+          </w:p>
+          <w:p>
+            <w:pPr>
+              <w:widowControl/>
+              <w:spacing w:line="400" w:lineRule="exact"/>
+              <w:jc w:val="left"/>
+              <w:rPr>
+                <w:rFonts w:ascii="FangSong_GB2312" w:eastAsia="FangSong_GB2312" w:hAnsi="FangSong_GB2312" w:cs="FangSong_GB2312"/>
+                <w:color w:val="000000"/>
+                <w:kern w:val="0"/>
+                <w:sz w:val="24"/>
+              </w:rPr>
+            </w:pPr>
+            <w:r>
+              <w:rPr>
+                <w:rFonts w:ascii="FangSong_GB2312" w:eastAsia="FangSong_GB2312" w:hAnsi="FangSong_GB2312" w:cs="FangSong_GB2312" w:hint="eastAsia"/>
+                <w:color w:val="000000"/>
+                <w:kern w:val="0"/>
+                <w:sz w:val="24"/>
+              </w:rPr>
+              <w:t xml:space="preserve">3. 教师巡回指导，及时发现并纠正学生实践中的认知偏差。</w:t>
+            </w:r>
+          </w:p>
+          <w:p>
+            <w:pPr>
+              <w:widowControl/>
+              <w:spacing w:line="400" w:lineRule="exact"/>
+              <w:jc w:val="left"/>
+              <w:rPr>
+                <w:rFonts w:ascii="FangSong_GB2312" w:eastAsia="FangSong_GB2312" w:hAnsi="FangSong_GB2312" w:cs="FangSong_GB2312"/>
+                <w:color w:val="000000"/>
+                <w:kern w:val="0"/>
+                <w:sz w:val="24"/>
+              </w:rPr>
+            </w:pPr>
+            <w:r>
+              <w:rPr>
+                <w:rFonts w:ascii="FangSong_GB2312" w:eastAsia="FangSong_GB2312" w:hAnsi="FangSong_GB2312" w:cs="FangSong_GB2312" w:hint="eastAsia"/>
+                <w:color w:val="000000"/>
+                <w:kern w:val="0"/>
+                <w:sz w:val="24"/>
+              </w:rPr>
+              <w:t xml:space="preserve">【教学方法】项目导引、设计系统工程化演示、Figma 容器搭建测验</w:t>
+            </w:r>
+          </w:p>
+          <w:p>
+            <w:pPr>
+              <w:widowControl/>
+              <w:spacing w:line="400" w:lineRule="exact"/>
+              <w:jc w:val="left"/>
+              <w:rPr>
+                <w:rFonts w:ascii="FangSong_GB2312" w:eastAsia="FangSong_GB2312" w:hAnsi="FangSong_GB2312" w:cs="FangSong_GB2312"/>
+                <w:color w:val="000000"/>
+                <w:kern w:val="0"/>
+                <w:sz w:val="24"/>
+              </w:rPr>
+            </w:pPr>
+            <w:r>
+              <w:rPr>
+                <w:rFonts w:ascii="FangSong_GB2312" w:eastAsia="FangSong_GB2312" w:hAnsi="FangSong_GB2312" w:cs="FangSong_GB2312" w:hint="eastAsia"/>
+                <w:color w:val="000000"/>
                 <w:kern w:val="0"/>
                 <w:sz w:val="24"/>
               </w:rPr>
@@ -1734,13 +1994,15 @@
               <w:jc w:val="left"/>
               <w:rPr>
                 <w:rFonts w:ascii="FangSong_GB2312" w:eastAsia="FangSong_GB2312" w:hAnsi="FangSong_GB2312" w:cs="FangSong_GB2312"/>
-                <w:kern w:val="0"/>
-                <w:sz w:val="24"/>
-              </w:rPr>
-            </w:pPr>
-            <w:r>
-              <w:rPr>
-                <w:rFonts w:ascii="FangSong_GB2312" w:eastAsia="FangSong_GB2312" w:hAnsi="FangSong_GB2312" w:cs="FangSong_GB2312" w:hint="eastAsia"/>
+                <w:color w:val="000000"/>
+                <w:kern w:val="0"/>
+                <w:sz w:val="24"/>
+              </w:rPr>
+            </w:pPr>
+            <w:r>
+              <w:rPr>
+                <w:rFonts w:ascii="FangSong_GB2312" w:eastAsia="FangSong_GB2312" w:hAnsi="FangSong_GB2312" w:cs="FangSong_GB2312" w:hint="eastAsia"/>
+                <w:color w:val="000000"/>
                 <w:kern w:val="0"/>
                 <w:sz w:val="24"/>
               </w:rPr>
@@ -1783,7 +2045,7 @@
         </w:tc>
         <w:tc>
           <w:tcPr>
-            <w:tcW w:w="3894" w:type="dxa"/>
+            <w:tcW w:w="1740" w:type="dxa"/>
             <w:tcBorders>
               <w:top w:val="single" w:sz="4" w:space="0" w:color="auto"/>
               <w:left w:val="single" w:sz="4" w:space="0" w:color="auto"/>
@@ -1804,7 +2066,7 @@
                 <w:rFonts w:ascii="FangSong_GB2312" w:eastAsia="FangSong_GB2312" w:hAnsi="FangSong_GB2312" w:cs="FangSong_GB2312"/>
                 <w:b/>
                 <w:bCs/>
-                <w:color w:val="FF0000"/>
+                <w:color w:val="000000"/>
                 <w:kern w:val="0"/>
                 <w:sz w:val="24"/>
               </w:rPr>
@@ -1814,7 +2076,7 @@
                 <w:rFonts w:ascii="FangSong_GB2312" w:eastAsia="FangSong_GB2312" w:hAnsi="FangSong_GB2312" w:cs="FangSong_GB2312" w:hint="eastAsia"/>
                 <w:b/>
                 <w:bCs/>
-                <w:color w:val="FF0000"/>
+                <w:color w:val="000000"/>
                 <w:kern w:val="0"/>
                 <w:sz w:val="24"/>
               </w:rPr>
@@ -1824,7 +2086,7 @@
         </w:tc>
         <w:tc>
           <w:tcPr>
-            <w:tcW w:w="3810" w:type="dxa"/>
+            <w:tcW w:w="5964" w:type="dxa"/>
             <w:tcBorders>
               <w:top w:val="single" w:sz="4" w:space="0" w:color="auto"/>
               <w:left w:val="single" w:sz="4" w:space="0" w:color="auto"/>
@@ -1844,53 +2106,125 @@
               <w:jc w:val="left"/>
               <w:rPr>
                 <w:rFonts w:ascii="FangSong_GB2312" w:eastAsia="FangSong_GB2312" w:hAnsi="FangSong_GB2312" w:cs="FangSong_GB2312"/>
-                <w:kern w:val="0"/>
-                <w:sz w:val="24"/>
-              </w:rPr>
-            </w:pPr>
-            <w:r>
-              <w:rPr>
-                <w:rFonts w:ascii="FangSong_GB2312" w:eastAsia="FangSong_GB2312" w:hAnsi="FangSong_GB2312" w:cs="FangSong_GB2312" w:hint="eastAsia"/>
-                <w:kern w:val="0"/>
-                <w:sz w:val="24"/>
-              </w:rPr>
-              <w:t xml:space="preserve">【教学组织】组件框架互评，强调容器思维的工程纪律</w:t>
-            </w:r>
-          </w:p>
-          <w:p>
-            <w:pPr>
-              <w:widowControl/>
-              <w:spacing w:line="400" w:lineRule="exact"/>
-              <w:jc w:val="left"/>
-              <w:rPr>
-                <w:rFonts w:ascii="FangSong_GB2312" w:eastAsia="FangSong_GB2312" w:hAnsi="FangSong_GB2312" w:cs="FangSong_GB2312"/>
-                <w:kern w:val="0"/>
-                <w:sz w:val="24"/>
-              </w:rPr>
-            </w:pPr>
-            <w:r>
-              <w:rPr>
-                <w:rFonts w:ascii="FangSong_GB2312" w:eastAsia="FangSong_GB2312" w:hAnsi="FangSong_GB2312" w:cs="FangSong_GB2312" w:hint="eastAsia"/>
-                <w:kern w:val="0"/>
-                <w:sz w:val="24"/>
-              </w:rPr>
-              <w:t xml:space="preserve">【时间安排】约10分钟（2.2实践学时）</w:t>
-            </w:r>
-          </w:p>
-          <w:p>
-            <w:pPr>
-              <w:widowControl/>
-              <w:spacing w:line="400" w:lineRule="exact"/>
-              <w:jc w:val="left"/>
-              <w:rPr>
-                <w:rFonts w:ascii="FangSong_GB2312" w:eastAsia="FangSong_GB2312" w:hAnsi="FangSong_GB2312" w:cs="FangSong_GB2312"/>
-                <w:kern w:val="0"/>
-                <w:sz w:val="24"/>
-              </w:rPr>
-            </w:pPr>
-            <w:r>
-              <w:rPr>
-                <w:rFonts w:ascii="FangSong_GB2312" w:eastAsia="FangSong_GB2312" w:hAnsi="FangSong_GB2312" w:cs="FangSong_GB2312" w:hint="eastAsia"/>
+                <w:color w:val="000000"/>
+                <w:kern w:val="0"/>
+                <w:sz w:val="24"/>
+              </w:rPr>
+            </w:pPr>
+            <w:r>
+              <w:rPr>
+                <w:rFonts w:ascii="FangSong_GB2312" w:eastAsia="FangSong_GB2312" w:hAnsi="FangSong_GB2312" w:cs="FangSong_GB2312" w:hint="eastAsia"/>
+                <w:color w:val="000000"/>
+                <w:kern w:val="0"/>
+                <w:sz w:val="24"/>
+              </w:rPr>
+              <w:t xml:space="preserve">【教学组织】知识凝练与教学反思:</w:t>
+            </w:r>
+          </w:p>
+          <w:p>
+            <w:pPr>
+              <w:widowControl/>
+              <w:spacing w:line="400" w:lineRule="exact"/>
+              <w:jc w:val="left"/>
+              <w:rPr>
+                <w:rFonts w:ascii="FangSong_GB2312" w:eastAsia="FangSong_GB2312" w:hAnsi="FangSong_GB2312" w:cs="FangSong_GB2312"/>
+                <w:color w:val="000000"/>
+                <w:kern w:val="0"/>
+                <w:sz w:val="24"/>
+              </w:rPr>
+            </w:pPr>
+            <w:r>
+              <w:rPr>
+                <w:rFonts w:ascii="FangSong_GB2312" w:eastAsia="FangSong_GB2312" w:hAnsi="FangSong_GB2312" w:cs="FangSong_GB2312" w:hint="eastAsia"/>
+                <w:color w:val="000000"/>
+                <w:kern w:val="0"/>
+                <w:sz w:val="24"/>
+              </w:rPr>
+              <w:t xml:space="preserve">1. 归纳梳理：组件框架互评，强调容器思维的工程纪律</w:t>
+            </w:r>
+          </w:p>
+          <w:p>
+            <w:pPr>
+              <w:widowControl/>
+              <w:spacing w:line="400" w:lineRule="exact"/>
+              <w:jc w:val="left"/>
+              <w:rPr>
+                <w:rFonts w:ascii="FangSong_GB2312" w:eastAsia="FangSong_GB2312" w:hAnsi="FangSong_GB2312" w:cs="FangSong_GB2312"/>
+                <w:color w:val="000000"/>
+                <w:kern w:val="0"/>
+                <w:sz w:val="24"/>
+              </w:rPr>
+            </w:pPr>
+            <w:r>
+              <w:rPr>
+                <w:rFonts w:ascii="FangSong_GB2312" w:eastAsia="FangSong_GB2312" w:hAnsi="FangSong_GB2312" w:cs="FangSong_GB2312" w:hint="eastAsia"/>
+                <w:color w:val="000000"/>
+                <w:kern w:val="0"/>
+                <w:sz w:val="24"/>
+              </w:rPr>
+              <w:t xml:space="preserve">2. 强化记忆：系统性总结本节课核心知识点与技能框架。</w:t>
+            </w:r>
+          </w:p>
+          <w:p>
+            <w:pPr>
+              <w:widowControl/>
+              <w:spacing w:line="400" w:lineRule="exact"/>
+              <w:jc w:val="left"/>
+              <w:rPr>
+                <w:rFonts w:ascii="FangSong_GB2312" w:eastAsia="FangSong_GB2312" w:hAnsi="FangSong_GB2312" w:cs="FangSong_GB2312"/>
+                <w:color w:val="000000"/>
+                <w:kern w:val="0"/>
+                <w:sz w:val="24"/>
+              </w:rPr>
+            </w:pPr>
+            <w:r>
+              <w:rPr>
+                <w:rFonts w:ascii="FangSong_GB2312" w:eastAsia="FangSong_GB2312" w:hAnsi="FangSong_GB2312" w:cs="FangSong_GB2312" w:hint="eastAsia"/>
+                <w:color w:val="000000"/>
+                <w:kern w:val="0"/>
+                <w:sz w:val="24"/>
+              </w:rPr>
+              <w:t xml:space="preserve">3. 布置课后延伸思考与预习任务。</w:t>
+            </w:r>
+          </w:p>
+          <w:p>
+            <w:pPr>
+              <w:widowControl/>
+              <w:spacing w:line="400" w:lineRule="exact"/>
+              <w:jc w:val="left"/>
+              <w:rPr>
+                <w:rFonts w:ascii="FangSong_GB2312" w:eastAsia="FangSong_GB2312" w:hAnsi="FangSong_GB2312" w:cs="FangSong_GB2312"/>
+                <w:color w:val="000000"/>
+                <w:kern w:val="0"/>
+                <w:sz w:val="24"/>
+              </w:rPr>
+            </w:pPr>
+            <w:r>
+              <w:rPr>
+                <w:rFonts w:ascii="FangSong_GB2312" w:eastAsia="FangSong_GB2312" w:hAnsi="FangSong_GB2312" w:cs="FangSong_GB2312" w:hint="eastAsia"/>
+                <w:color w:val="000000"/>
+                <w:kern w:val="0"/>
+                <w:sz w:val="24"/>
+              </w:rPr>
+              <w:t xml:space="preserve">【时间安排】约10分钟（0.2实践学时）</w:t>
+            </w:r>
+          </w:p>
+          <w:p>
+            <w:pPr>
+              <w:widowControl/>
+              <w:spacing w:line="400" w:lineRule="exact"/>
+              <w:jc w:val="left"/>
+              <w:rPr>
+                <w:rFonts w:ascii="FangSong_GB2312" w:eastAsia="FangSong_GB2312" w:hAnsi="FangSong_GB2312" w:cs="FangSong_GB2312"/>
+                <w:color w:val="000000"/>
+                <w:kern w:val="0"/>
+                <w:sz w:val="24"/>
+              </w:rPr>
+            </w:pPr>
+            <w:r>
+              <w:rPr>
+                <w:rFonts w:ascii="FangSong_GB2312" w:eastAsia="FangSong_GB2312" w:hAnsi="FangSong_GB2312" w:cs="FangSong_GB2312" w:hint="eastAsia"/>
+                <w:color w:val="000000"/>
                 <w:kern w:val="0"/>
                 <w:sz w:val="24"/>
               </w:rPr>
@@ -1963,15 +2297,15 @@
               <w:rPr>
                 <w:rFonts w:ascii="FangSong_GB2312" w:eastAsia="FangSong_GB2312" w:hAnsi="FangSong_GB2312" w:cs="FangSong_GB2312"/>
                 <w:bCs/>
-                <w:color w:val="333333"/>
-                <w:kern w:val="0"/>
-                <w:sz w:val="24"/>
-              </w:rPr>
-            </w:pPr>
-            <w:r>
-              <w:rPr>
-                <w:rFonts w:ascii="FangSong_GB2312" w:eastAsia="FangSong_GB2312" w:hAnsi="FangSong_GB2312" w:cs="FangSong_GB2312" w:hint="eastAsia"/>
-                <w:color w:val="FF0000"/>
+                <w:color w:val="000000"/>
+                <w:kern w:val="0"/>
+                <w:sz w:val="24"/>
+              </w:rPr>
+            </w:pPr>
+            <w:r>
+              <w:rPr>
+                <w:rFonts w:ascii="FangSong_GB2312" w:eastAsia="FangSong_GB2312" w:hAnsi="FangSong_GB2312" w:cs="FangSong_GB2312" w:hint="eastAsia"/>
+                <w:color w:val="000000"/>
                 <w:kern w:val="0"/>
                 <w:sz w:val="24"/>
               </w:rPr>

--- a/交互产品开发/Output/教案/教案_第6周_容器工程化基础映射.docx
+++ b/交互产品开发/Output/教案/教案_第6周_容器工程化基础映射.docx
@@ -202,30 +202,7 @@
                 <w:kern w:val="0"/>
                 <w:sz w:val="24"/>
               </w:rPr>
-              <w:t xml:space="preserve">6.1 DOM视觉映射机理；Figma AutoLayout 向 CSS Flex 的底层转化基础</w:t>
-            </w:r>
-          </w:p>
-          <w:p>
-            <w:pPr>
-              <w:widowControl/>
-              <w:spacing w:before="40" w:after="40" w:line="400" w:lineRule="exact"/>
-              <w:ind w:left="57" w:firstLineChars="100" w:firstLine="240"/>
-              <w:jc w:val="center"/>
-              <w:rPr>
-                <w:rFonts w:ascii="FangSong_GB2312" w:eastAsia="FangSong_GB2312" w:hAnsi="FangSong_GB2312" w:cs="FangSong_GB2312"/>
-                <w:color w:val="000000"/>
-                <w:kern w:val="0"/>
-                <w:sz w:val="24"/>
-              </w:rPr>
-            </w:pPr>
-            <w:r>
-              <w:rPr>
-                <w:rFonts w:ascii="FangSong_GB2312" w:eastAsia="FangSong_GB2312" w:hAnsi="FangSong_GB2312" w:cs="FangSong_GB2312" w:hint="eastAsia"/>
-                <w:color w:val="000000"/>
-                <w:kern w:val="0"/>
-                <w:sz w:val="24"/>
-              </w:rPr>
-              <w:t xml:space="preserve">6.2 在 Figma 搭建严苛响应式组件框架</w:t>
+              <w:t xml:space="preserve">本周课程聚焦于从平面“画布思维”向现代前端“容器思维”的范式转换。模块系统性解剖了DOM嵌套结构与CSS盒模型（Content/Padding/Border/Margin），并引入Fixed、Hug、Fill三大尺寸本能。进一步讲解了Flexbox阵列与Figma Auto Layout的双向映射逻辑，实战诊断了文字溢出、图片截断等响应式排版灾难问题。最后，确立了基于8点网格的间距刻度体系以及Design Token（设计令牌）的三层语义抽象架构，为现代交互产品开发的工程化与智能化代码生成奠定基础。</w:t>
             </w:r>
           </w:p>
         </w:tc>
@@ -322,7 +299,7 @@
                 <w:kern w:val="0"/>
                 <w:sz w:val="24"/>
               </w:rPr>
-              <w:t xml:space="preserve">2023级数字媒体艺术影视班：第 14 周，周四2-5节</w:t>
+              <w:t xml:space="preserve">2023级数字媒体艺术影视班：第 12 周，周三2-5节</w:t>
             </w:r>
           </w:p>
         </w:tc>
@@ -743,7 +720,7 @@
                 <w:kern w:val="0"/>
                 <w:sz w:val="24"/>
               </w:rPr>
-              <w:t xml:space="preserve">重点：DOM 结构思维与 Figma AutoLayout/CSS Flex 的原子映射规律</w:t>
+              <w:t xml:space="preserve">重点：CSS盒模型的四层边界解析，Auto Layout与Flexbox的弹性阵列统筹机制（Fixed/Hug/Fill物理缩放双向映射），以及8点间距刻度体系与Design Token语义化层级架构。</w:t>
             </w:r>
           </w:p>
           <w:p>
@@ -767,7 +744,7 @@
                 <w:kern w:val="0"/>
                 <w:sz w:val="24"/>
               </w:rPr>
-              <w:t xml:space="preserve">难点：摆脱自由画板的绘图习惯，建立严苛的盒模型容器嵌套工程化意识</w:t>
+              <w:t xml:space="preserve">难点：彻底摒弃依赖绝对坐标定位的“平面死坐标思维”，建立起“控制权让渡”的宏观容器思维，即在不可预知的动态数据流与海量物理设备尺寸下，如何利用嵌套包裹(Nesting)与弹性缩放(Hug/Fill)法则进行空间自适应排版。</w:t>
             </w:r>
           </w:p>
         </w:tc>
@@ -1180,7 +1157,7 @@
                 <w:kern w:val="0"/>
                 <w:sz w:val="24"/>
               </w:rPr>
-              <w:t xml:space="preserve">【教学组织】上次课知识回顾:</w:t>
+              <w:t xml:space="preserve">教学组织回顾逻辑状态机阶段向界面落地时的阵痛，利用手机大字模式引发重叠瘫痪的案例开展破坏性测试预警。</w:t>
             </w:r>
           </w:p>
           <w:p>
@@ -1200,7 +1177,7 @@
                 <w:kern w:val="0"/>
                 <w:sz w:val="24"/>
               </w:rPr>
-              <w:t xml:space="preserve">1. 回顾 W05 状态流转架构，引出视觉落地需要工程化容器思维</w:t>
+              <w:t xml:space="preserve">教学方法项目导引、设计系统工程化演示、Figma 容器搭建测验</w:t>
             </w:r>
           </w:p>
           <w:p>
@@ -1220,7 +1197,7 @@
                 <w:kern w:val="0"/>
                 <w:sz w:val="24"/>
               </w:rPr>
-              <w:t xml:space="preserve">2. 检查学生对前置知识的掌握情况，建立新旧知识的逻辑桥梁。</w:t>
+              <w:t xml:space="preserve">时间安排约10分钟（0.2实践学时）</w:t>
             </w:r>
           </w:p>
           <w:p>
@@ -1240,47 +1217,7 @@
                 <w:kern w:val="0"/>
                 <w:sz w:val="24"/>
               </w:rPr>
-              <w:t xml:space="preserve">【教学方法】项目导引、设计系统工程化演示、Figma 容器搭建测验</w:t>
-            </w:r>
-          </w:p>
-          <w:p>
-            <w:pPr>
-              <w:widowControl/>
-              <w:spacing w:line="400" w:lineRule="exact"/>
-              <w:jc w:val="left"/>
-              <w:rPr>
-                <w:rFonts w:ascii="FangSong_GB2312" w:eastAsia="FangSong_GB2312" w:hAnsi="FangSong_GB2312" w:cs="FangSong_GB2312"/>
-                <w:kern w:val="0"/>
-                <w:sz w:val="24"/>
-              </w:rPr>
-            </w:pPr>
-            <w:r>
-              <w:rPr>
-                <w:rFonts w:ascii="FangSong_GB2312" w:eastAsia="FangSong_GB2312" w:hAnsi="FangSong_GB2312" w:cs="FangSong_GB2312" w:hint="eastAsia"/>
-                <w:kern w:val="0"/>
-                <w:sz w:val="24"/>
-              </w:rPr>
-              <w:t xml:space="preserve">【时间安排】约10分钟（0.2实践学时）</w:t>
-            </w:r>
-          </w:p>
-          <w:p>
-            <w:pPr>
-              <w:widowControl/>
-              <w:spacing w:line="400" w:lineRule="exact"/>
-              <w:jc w:val="left"/>
-              <w:rPr>
-                <w:rFonts w:ascii="FangSong_GB2312" w:eastAsia="FangSong_GB2312" w:hAnsi="FangSong_GB2312" w:cs="FangSong_GB2312"/>
-                <w:kern w:val="0"/>
-                <w:sz w:val="24"/>
-              </w:rPr>
-            </w:pPr>
-            <w:r>
-              <w:rPr>
-                <w:rFonts w:ascii="FangSong_GB2312" w:eastAsia="FangSong_GB2312" w:hAnsi="FangSong_GB2312" w:cs="FangSong_GB2312" w:hint="eastAsia"/>
-                <w:kern w:val="0"/>
-                <w:sz w:val="24"/>
-              </w:rPr>
-              <w:t xml:space="preserve">【课堂思考】</w:t>
+              <w:t xml:space="preserve">课堂思考</w:t>
             </w:r>
           </w:p>
         </w:tc>
@@ -1377,7 +1314,7 @@
                 <w:kern w:val="0"/>
                 <w:sz w:val="24"/>
               </w:rPr>
-              <w:t xml:space="preserve">【教学组织】课程情境导入:</w:t>
+              <w:t xml:space="preserve">教学组织通过设备分辨率错位和动态内容溢出恶果，导入弹性容器思想以及它对于数字信息流的收纳与界限保护意义。</w:t>
             </w:r>
           </w:p>
           <w:p>
@@ -1397,7 +1334,7 @@
                 <w:kern w:val="0"/>
                 <w:sz w:val="24"/>
               </w:rPr>
-              <w:t xml:space="preserve">1. 对比'自由画板式设计稿'在不同屏幕尺寸上崩塌的效果，引出容器工程化思维</w:t>
+              <w:t xml:space="preserve">教学方法项目导引、设计系统工程化演示、Figma 容器搭建测验</w:t>
             </w:r>
           </w:p>
           <w:p>
@@ -1417,7 +1354,7 @@
                 <w:kern w:val="0"/>
                 <w:sz w:val="24"/>
               </w:rPr>
-              <w:t xml:space="preserve">2. 明确本节课核心聚焦点：DOM 结构思维与 Figma AutoLayout/CSS Flex 的原子映射规律</w:t>
+              <w:t xml:space="preserve">时间安排约10分钟（0.2实践学时）</w:t>
             </w:r>
           </w:p>
           <w:p>
@@ -1437,67 +1374,7 @@
                 <w:kern w:val="0"/>
                 <w:sz w:val="24"/>
               </w:rPr>
-              <w:t xml:space="preserve">3. 激发学生学习动机与探索兴趣。</w:t>
-            </w:r>
-          </w:p>
-          <w:p>
-            <w:pPr>
-              <w:widowControl/>
-              <w:spacing w:line="400" w:lineRule="exact"/>
-              <w:jc w:val="left"/>
-              <w:rPr>
-                <w:rFonts w:ascii="FangSong_GB2312" w:eastAsia="FangSong_GB2312" w:hAnsi="FangSong_GB2312" w:cs="FangSong_GB2312"/>
-                <w:kern w:val="0"/>
-                <w:sz w:val="24"/>
-              </w:rPr>
-            </w:pPr>
-            <w:r>
-              <w:rPr>
-                <w:rFonts w:ascii="FangSong_GB2312" w:eastAsia="FangSong_GB2312" w:hAnsi="FangSong_GB2312" w:cs="FangSong_GB2312" w:hint="eastAsia"/>
-                <w:kern w:val="0"/>
-                <w:sz w:val="24"/>
-              </w:rPr>
-              <w:t xml:space="preserve">【教学方法】项目导引、设计系统工程化演示、Figma 容器搭建测验</w:t>
-            </w:r>
-          </w:p>
-          <w:p>
-            <w:pPr>
-              <w:widowControl/>
-              <w:spacing w:line="400" w:lineRule="exact"/>
-              <w:jc w:val="left"/>
-              <w:rPr>
-                <w:rFonts w:ascii="FangSong_GB2312" w:eastAsia="FangSong_GB2312" w:hAnsi="FangSong_GB2312" w:cs="FangSong_GB2312"/>
-                <w:kern w:val="0"/>
-                <w:sz w:val="24"/>
-              </w:rPr>
-            </w:pPr>
-            <w:r>
-              <w:rPr>
-                <w:rFonts w:ascii="FangSong_GB2312" w:eastAsia="FangSong_GB2312" w:hAnsi="FangSong_GB2312" w:cs="FangSong_GB2312" w:hint="eastAsia"/>
-                <w:kern w:val="0"/>
-                <w:sz w:val="24"/>
-              </w:rPr>
-              <w:t xml:space="preserve">【时间安排】约10分钟（0.2实践学时）</w:t>
-            </w:r>
-          </w:p>
-          <w:p>
-            <w:pPr>
-              <w:widowControl/>
-              <w:spacing w:line="400" w:lineRule="exact"/>
-              <w:jc w:val="left"/>
-              <w:rPr>
-                <w:rFonts w:ascii="FangSong_GB2312" w:eastAsia="FangSong_GB2312" w:hAnsi="FangSong_GB2312" w:cs="FangSong_GB2312"/>
-                <w:kern w:val="0"/>
-                <w:sz w:val="24"/>
-              </w:rPr>
-            </w:pPr>
-            <w:r>
-              <w:rPr>
-                <w:rFonts w:ascii="FangSong_GB2312" w:eastAsia="FangSong_GB2312" w:hAnsi="FangSong_GB2312" w:cs="FangSong_GB2312" w:hint="eastAsia"/>
-                <w:kern w:val="0"/>
-                <w:sz w:val="24"/>
-              </w:rPr>
-              <w:t xml:space="preserve">【课堂思考】</w:t>
+              <w:t xml:space="preserve">课堂思考</w:t>
             </w:r>
           </w:p>
         </w:tc>
@@ -1601,7 +1478,7 @@
                 <w:kern w:val="0"/>
                 <w:sz w:val="24"/>
               </w:rPr>
-              <w:t xml:space="preserve">【教学组织】核心方法与实操解析:</w:t>
+              <w:t xml:space="preserve">教学组织解析CSS四层盒模型解剖图，利用防“胖手指”误触案例讲解Padding/Margin。对比固定木箱(Fixed)与热缩膜(Hug)的尺寸本能。</w:t>
             </w:r>
           </w:p>
           <w:p>
@@ -1621,7 +1498,7 @@
                 <w:kern w:val="0"/>
                 <w:sz w:val="24"/>
               </w:rPr>
-              <w:t xml:space="preserve">1. 实训主线：DOM 视觉映射、盒模型/Flex 原理实操、Figma AutoLayout 与 CSS 的对应关系</w:t>
+              <w:t xml:space="preserve">教学方法项目导引、设计系统工程化演示、Figma 容器搭建测验</w:t>
             </w:r>
           </w:p>
           <w:p>
@@ -1641,7 +1518,7 @@
                 <w:kern w:val="0"/>
                 <w:sz w:val="24"/>
               </w:rPr>
-              <w:t xml:space="preserve">2. 实践要点拆解：6.1 DOM视觉映射机理；Figma AutoLayout 向 CSS Flex 的底层转化基础 6.2 在 Figma 搭建严苛响应式组件框架</w:t>
+              <w:t xml:space="preserve">时间安排约20分钟（0.4实践学时）</w:t>
             </w:r>
           </w:p>
           <w:p>
@@ -1661,7 +1538,7 @@
                 <w:kern w:val="0"/>
                 <w:sz w:val="24"/>
               </w:rPr>
-              <w:t xml:space="preserve">3. 重难点突破：针对“摆脱自由画板的绘图习惯，建立严苛的盒模型容器嵌套工程化意识”，采用案例剖析策略。</w:t>
+              <w:t xml:space="preserve">课堂思考</w:t>
             </w:r>
           </w:p>
           <w:p>
@@ -1681,7 +1558,7 @@
                 <w:kern w:val="0"/>
                 <w:sz w:val="24"/>
               </w:rPr>
-              <w:t xml:space="preserve">4. 支撑目标：理解设计工具与前端开发的映射机理</w:t>
+              <w:t xml:space="preserve">课程思政融入点</w:t>
             </w:r>
           </w:p>
           <w:p>
@@ -1701,7 +1578,7 @@
                 <w:kern w:val="0"/>
                 <w:sz w:val="24"/>
               </w:rPr>
-              <w:t xml:space="preserve">【教学方法】项目导引、设计系统工程化演示、Figma 容器搭建测验</w:t>
+              <w:t xml:space="preserve">教学组织讲解Flexbox父子统筹权转移与三大伸缩材质，展示并诊断真实的典型卡片响应式崩坏现场，实操演示Auto Layout组件规范化嵌套步骤。</w:t>
             </w:r>
           </w:p>
           <w:p>
@@ -1721,7 +1598,7 @@
                 <w:kern w:val="0"/>
                 <w:sz w:val="24"/>
               </w:rPr>
-              <w:t xml:space="preserve">【时间安排】约70分钟（1.6实践学时）</w:t>
+              <w:t xml:space="preserve">教学方法项目导引、设计系统工程化演示、Figma 容器搭建测验</w:t>
             </w:r>
           </w:p>
           <w:p>
@@ -1741,7 +1618,7 @@
                 <w:kern w:val="0"/>
                 <w:sz w:val="24"/>
               </w:rPr>
-              <w:t xml:space="preserve">【课堂思考】</w:t>
+              <w:t xml:space="preserve">时间安排约35分钟（0.8实践学时）</w:t>
             </w:r>
           </w:p>
           <w:p>
@@ -1761,7 +1638,127 @@
                 <w:kern w:val="0"/>
                 <w:sz w:val="24"/>
               </w:rPr>
-              <w:t xml:space="preserve">【课程思政融入点】遵守规则、精进技艺的工匠精神</w:t>
+              <w:t xml:space="preserve">课堂思考</w:t>
+            </w:r>
+          </w:p>
+          <w:p>
+            <w:pPr>
+              <w:widowControl/>
+              <w:spacing w:line="400" w:lineRule="exact"/>
+              <w:jc w:val="left"/>
+              <w:rPr>
+                <w:rFonts w:ascii="FangSong_GB2312" w:eastAsia="FangSong_GB2312" w:hAnsi="FangSong_GB2312" w:cs="FangSong_GB2312"/>
+                <w:kern w:val="0"/>
+                <w:sz w:val="24"/>
+              </w:rPr>
+            </w:pPr>
+            <w:r>
+              <w:rPr>
+                <w:rFonts w:ascii="FangSong_GB2312" w:eastAsia="FangSong_GB2312" w:hAnsi="FangSong_GB2312" w:cs="FangSong_GB2312" w:hint="eastAsia"/>
+                <w:kern w:val="0"/>
+                <w:sz w:val="24"/>
+              </w:rPr>
+              <w:t xml:space="preserve">课程思政融入点</w:t>
+            </w:r>
+          </w:p>
+          <w:p>
+            <w:pPr>
+              <w:widowControl/>
+              <w:spacing w:line="400" w:lineRule="exact"/>
+              <w:jc w:val="left"/>
+              <w:rPr>
+                <w:rFonts w:ascii="FangSong_GB2312" w:eastAsia="FangSong_GB2312" w:hAnsi="FangSong_GB2312" w:cs="FangSong_GB2312"/>
+                <w:kern w:val="0"/>
+                <w:sz w:val="24"/>
+              </w:rPr>
+            </w:pPr>
+            <w:r>
+              <w:rPr>
+                <w:rFonts w:ascii="FangSong_GB2312" w:eastAsia="FangSong_GB2312" w:hAnsi="FangSong_GB2312" w:cs="FangSong_GB2312" w:hint="eastAsia"/>
+                <w:kern w:val="0"/>
+                <w:sz w:val="24"/>
+              </w:rPr>
+              <w:t xml:space="preserve">教学组织揭示碎步间距带来的工业隐患，推演8点网格刻度及其亲密性原则；引入Token“三明治”架构，剖析全局映射机制。</w:t>
+            </w:r>
+          </w:p>
+          <w:p>
+            <w:pPr>
+              <w:widowControl/>
+              <w:spacing w:line="400" w:lineRule="exact"/>
+              <w:jc w:val="left"/>
+              <w:rPr>
+                <w:rFonts w:ascii="FangSong_GB2312" w:eastAsia="FangSong_GB2312" w:hAnsi="FangSong_GB2312" w:cs="FangSong_GB2312"/>
+                <w:kern w:val="0"/>
+                <w:sz w:val="24"/>
+              </w:rPr>
+            </w:pPr>
+            <w:r>
+              <w:rPr>
+                <w:rFonts w:ascii="FangSong_GB2312" w:eastAsia="FangSong_GB2312" w:hAnsi="FangSong_GB2312" w:cs="FangSong_GB2312" w:hint="eastAsia"/>
+                <w:kern w:val="0"/>
+                <w:sz w:val="24"/>
+              </w:rPr>
+              <w:t xml:space="preserve">教学方法项目导引、设计系统工程化演示、Figma 容器搭建测验</w:t>
+            </w:r>
+          </w:p>
+          <w:p>
+            <w:pPr>
+              <w:widowControl/>
+              <w:spacing w:line="400" w:lineRule="exact"/>
+              <w:jc w:val="left"/>
+              <w:rPr>
+                <w:rFonts w:ascii="FangSong_GB2312" w:eastAsia="FangSong_GB2312" w:hAnsi="FangSong_GB2312" w:cs="FangSong_GB2312"/>
+                <w:kern w:val="0"/>
+                <w:sz w:val="24"/>
+              </w:rPr>
+            </w:pPr>
+            <w:r>
+              <w:rPr>
+                <w:rFonts w:ascii="FangSong_GB2312" w:eastAsia="FangSong_GB2312" w:hAnsi="FangSong_GB2312" w:cs="FangSong_GB2312" w:hint="eastAsia"/>
+                <w:kern w:val="0"/>
+                <w:sz w:val="24"/>
+              </w:rPr>
+              <w:t xml:space="preserve">时间安排约25分钟（0.6实践学时）</w:t>
+            </w:r>
+          </w:p>
+          <w:p>
+            <w:pPr>
+              <w:widowControl/>
+              <w:spacing w:line="400" w:lineRule="exact"/>
+              <w:jc w:val="left"/>
+              <w:rPr>
+                <w:rFonts w:ascii="FangSong_GB2312" w:eastAsia="FangSong_GB2312" w:hAnsi="FangSong_GB2312" w:cs="FangSong_GB2312"/>
+                <w:kern w:val="0"/>
+                <w:sz w:val="24"/>
+              </w:rPr>
+            </w:pPr>
+            <w:r>
+              <w:rPr>
+                <w:rFonts w:ascii="FangSong_GB2312" w:eastAsia="FangSong_GB2312" w:hAnsi="FangSong_GB2312" w:cs="FangSong_GB2312" w:hint="eastAsia"/>
+                <w:kern w:val="0"/>
+                <w:sz w:val="24"/>
+              </w:rPr>
+              <w:t xml:space="preserve">课堂思考</w:t>
+            </w:r>
+          </w:p>
+          <w:p>
+            <w:pPr>
+              <w:widowControl/>
+              <w:spacing w:line="400" w:lineRule="exact"/>
+              <w:jc w:val="left"/>
+              <w:rPr>
+                <w:rFonts w:ascii="FangSong_GB2312" w:eastAsia="FangSong_GB2312" w:hAnsi="FangSong_GB2312" w:cs="FangSong_GB2312"/>
+                <w:kern w:val="0"/>
+                <w:sz w:val="24"/>
+              </w:rPr>
+            </w:pPr>
+            <w:r>
+              <w:rPr>
+                <w:rFonts w:ascii="FangSong_GB2312" w:eastAsia="FangSong_GB2312" w:hAnsi="FangSong_GB2312" w:cs="FangSong_GB2312" w:hint="eastAsia"/>
+                <w:kern w:val="0"/>
+                <w:sz w:val="24"/>
+              </w:rPr>
+              <w:t xml:space="preserve">课程思政融入点</w:t>
             </w:r>
           </w:p>
         </w:tc>
@@ -1874,7 +1871,7 @@
                 <w:kern w:val="0"/>
                 <w:sz w:val="24"/>
               </w:rPr>
-              <w:t xml:space="preserve">【教学组织】课堂实践与操作训练:</w:t>
+              <w:t xml:space="preserve">教学组织执行用户卡片的双重构建实践：从Stage 1手动拖拽画布引发溢出灾难，到Stage 2开启自动布局、配置伸缩边界并应用网格规律进行全量弹性重构。</w:t>
             </w:r>
           </w:p>
           <w:p>
@@ -1896,7 +1893,7 @@
                 <w:kern w:val="0"/>
                 <w:sz w:val="24"/>
               </w:rPr>
-              <w:t xml:space="preserve">1. 实践任务指导：Figma 严苛响应式组件框架搭建——卡片/列表/导航三级嵌套</w:t>
+              <w:t xml:space="preserve">教学方法项目导引、设计系统工程化演示、Figma 容器搭建测验</w:t>
             </w:r>
           </w:p>
           <w:p>
@@ -1918,7 +1915,7 @@
                 <w:kern w:val="0"/>
                 <w:sz w:val="24"/>
               </w:rPr>
-              <w:t xml:space="preserve">2. 核心任务目标：在 Figma 中使用 AutoLayout 搭建一套 3 级响应式组件框架（卡片/列表/导航），输出组件标注截图。</w:t>
+              <w:t xml:space="preserve">时间安排约70分钟（1.6实践学时）</w:t>
             </w:r>
           </w:p>
           <w:p>
@@ -1940,73 +1937,7 @@
                 <w:kern w:val="0"/>
                 <w:sz w:val="24"/>
               </w:rPr>
-              <w:t xml:space="preserve">3. 教师巡回指导，及时发现并纠正学生实践中的认知偏差。</w:t>
-            </w:r>
-          </w:p>
-          <w:p>
-            <w:pPr>
-              <w:widowControl/>
-              <w:spacing w:line="400" w:lineRule="exact"/>
-              <w:jc w:val="left"/>
-              <w:rPr>
-                <w:rFonts w:ascii="FangSong_GB2312" w:eastAsia="FangSong_GB2312" w:hAnsi="FangSong_GB2312" w:cs="FangSong_GB2312"/>
-                <w:color w:val="000000"/>
-                <w:kern w:val="0"/>
-                <w:sz w:val="24"/>
-              </w:rPr>
-            </w:pPr>
-            <w:r>
-              <w:rPr>
-                <w:rFonts w:ascii="FangSong_GB2312" w:eastAsia="FangSong_GB2312" w:hAnsi="FangSong_GB2312" w:cs="FangSong_GB2312" w:hint="eastAsia"/>
-                <w:color w:val="000000"/>
-                <w:kern w:val="0"/>
-                <w:sz w:val="24"/>
-              </w:rPr>
-              <w:t xml:space="preserve">【教学方法】项目导引、设计系统工程化演示、Figma 容器搭建测验</w:t>
-            </w:r>
-          </w:p>
-          <w:p>
-            <w:pPr>
-              <w:widowControl/>
-              <w:spacing w:line="400" w:lineRule="exact"/>
-              <w:jc w:val="left"/>
-              <w:rPr>
-                <w:rFonts w:ascii="FangSong_GB2312" w:eastAsia="FangSong_GB2312" w:hAnsi="FangSong_GB2312" w:cs="FangSong_GB2312"/>
-                <w:color w:val="000000"/>
-                <w:kern w:val="0"/>
-                <w:sz w:val="24"/>
-              </w:rPr>
-            </w:pPr>
-            <w:r>
-              <w:rPr>
-                <w:rFonts w:ascii="FangSong_GB2312" w:eastAsia="FangSong_GB2312" w:hAnsi="FangSong_GB2312" w:cs="FangSong_GB2312" w:hint="eastAsia"/>
-                <w:color w:val="000000"/>
-                <w:kern w:val="0"/>
-                <w:sz w:val="24"/>
-              </w:rPr>
-              <w:t xml:space="preserve">【时间安排】约80分钟（1.8实践学时）</w:t>
-            </w:r>
-          </w:p>
-          <w:p>
-            <w:pPr>
-              <w:widowControl/>
-              <w:spacing w:line="400" w:lineRule="exact"/>
-              <w:jc w:val="left"/>
-              <w:rPr>
-                <w:rFonts w:ascii="FangSong_GB2312" w:eastAsia="FangSong_GB2312" w:hAnsi="FangSong_GB2312" w:cs="FangSong_GB2312"/>
-                <w:color w:val="000000"/>
-                <w:kern w:val="0"/>
-                <w:sz w:val="24"/>
-              </w:rPr>
-            </w:pPr>
-            <w:r>
-              <w:rPr>
-                <w:rFonts w:ascii="FangSong_GB2312" w:eastAsia="FangSong_GB2312" w:hAnsi="FangSong_GB2312" w:cs="FangSong_GB2312" w:hint="eastAsia"/>
-                <w:color w:val="000000"/>
-                <w:kern w:val="0"/>
-                <w:sz w:val="24"/>
-              </w:rPr>
-              <w:t xml:space="preserve">【课堂思考】</w:t>
+              <w:t xml:space="preserve">课堂思考</w:t>
             </w:r>
           </w:p>
         </w:tc>
@@ -2118,7 +2049,7 @@
                 <w:kern w:val="0"/>
                 <w:sz w:val="24"/>
               </w:rPr>
-              <w:t xml:space="preserve">【教学组织】知识凝练与教学反思:</w:t>
+              <w:t xml:space="preserve">教学组织梳理万物皆盒、弹性博弈、刻度纪律与语义控制的四重防线，重申数字工程世界的“纪律即自由”，布置下一阶段系统对接的铺垫预演。</w:t>
             </w:r>
           </w:p>
           <w:p>
@@ -2140,7 +2071,7 @@
                 <w:kern w:val="0"/>
                 <w:sz w:val="24"/>
               </w:rPr>
-              <w:t xml:space="preserve">1. 归纳梳理：组件框架互评，强调容器思维的工程纪律</w:t>
+              <w:t xml:space="preserve">时间安排约10分钟（0.2实践学时）</w:t>
             </w:r>
           </w:p>
           <w:p>
@@ -2162,73 +2093,7 @@
                 <w:kern w:val="0"/>
                 <w:sz w:val="24"/>
               </w:rPr>
-              <w:t xml:space="preserve">2. 强化记忆：系统性总结本节课核心知识点与技能框架。</w:t>
-            </w:r>
-          </w:p>
-          <w:p>
-            <w:pPr>
-              <w:widowControl/>
-              <w:spacing w:line="400" w:lineRule="exact"/>
-              <w:jc w:val="left"/>
-              <w:rPr>
-                <w:rFonts w:ascii="FangSong_GB2312" w:eastAsia="FangSong_GB2312" w:hAnsi="FangSong_GB2312" w:cs="FangSong_GB2312"/>
-                <w:color w:val="000000"/>
-                <w:kern w:val="0"/>
-                <w:sz w:val="24"/>
-              </w:rPr>
-            </w:pPr>
-            <w:r>
-              <w:rPr>
-                <w:rFonts w:ascii="FangSong_GB2312" w:eastAsia="FangSong_GB2312" w:hAnsi="FangSong_GB2312" w:cs="FangSong_GB2312" w:hint="eastAsia"/>
-                <w:color w:val="000000"/>
-                <w:kern w:val="0"/>
-                <w:sz w:val="24"/>
-              </w:rPr>
-              <w:t xml:space="preserve">3. 布置课后延伸思考与预习任务。</w:t>
-            </w:r>
-          </w:p>
-          <w:p>
-            <w:pPr>
-              <w:widowControl/>
-              <w:spacing w:line="400" w:lineRule="exact"/>
-              <w:jc w:val="left"/>
-              <w:rPr>
-                <w:rFonts w:ascii="FangSong_GB2312" w:eastAsia="FangSong_GB2312" w:hAnsi="FangSong_GB2312" w:cs="FangSong_GB2312"/>
-                <w:color w:val="000000"/>
-                <w:kern w:val="0"/>
-                <w:sz w:val="24"/>
-              </w:rPr>
-            </w:pPr>
-            <w:r>
-              <w:rPr>
-                <w:rFonts w:ascii="FangSong_GB2312" w:eastAsia="FangSong_GB2312" w:hAnsi="FangSong_GB2312" w:cs="FangSong_GB2312" w:hint="eastAsia"/>
-                <w:color w:val="000000"/>
-                <w:kern w:val="0"/>
-                <w:sz w:val="24"/>
-              </w:rPr>
-              <w:t xml:space="preserve">【时间安排】约10分钟（0.2实践学时）</w:t>
-            </w:r>
-          </w:p>
-          <w:p>
-            <w:pPr>
-              <w:widowControl/>
-              <w:spacing w:line="400" w:lineRule="exact"/>
-              <w:jc w:val="left"/>
-              <w:rPr>
-                <w:rFonts w:ascii="FangSong_GB2312" w:eastAsia="FangSong_GB2312" w:hAnsi="FangSong_GB2312" w:cs="FangSong_GB2312"/>
-                <w:color w:val="000000"/>
-                <w:kern w:val="0"/>
-                <w:sz w:val="24"/>
-              </w:rPr>
-            </w:pPr>
-            <w:r>
-              <w:rPr>
-                <w:rFonts w:ascii="FangSong_GB2312" w:eastAsia="FangSong_GB2312" w:hAnsi="FangSong_GB2312" w:cs="FangSong_GB2312" w:hint="eastAsia"/>
-                <w:color w:val="000000"/>
-                <w:kern w:val="0"/>
-                <w:sz w:val="24"/>
-              </w:rPr>
-              <w:t xml:space="preserve">【课程回顾与反思】</w:t>
+              <w:t xml:space="preserve">课程回顾与反思</w:t>
             </w:r>
           </w:p>
         </w:tc>
@@ -2309,7 +2174,7 @@
                 <w:kern w:val="0"/>
                 <w:sz w:val="24"/>
               </w:rPr>
-              <w:t xml:space="preserve">在 Figma 中使用 AutoLayout 搭建一套 3 级响应式组件框架（卡片/列表/导航），输出组件标注截图。</w:t>
+              <w:t xml:space="preserve">完成《用户卡片》双重构建实践：首先使用纯绝对定位和固定尺寸还原卡片并进行极限长文本的“破坏性灾难测试”；随后运用由内向外的Auto Layout嵌套机制、合理的弹性材质配置（Hug/Fill/Fixed）以及8点间距刻度纪律，重构出可完美自适应响应的高弹卡片组件框架。</w:t>
             </w:r>
           </w:p>
         </w:tc>
